--- a/lab1/Отчет_1_ТГНС.docx
+++ b/lab1/Отчет_1_ТГНС.docx
@@ -2081,6 +2081,7 @@
           <w:color w:val="auto"/>
           <w:sz w:val="28"/>
           <w:szCs w:val="28"/>
+          <w:lang w:val="ru-RU"/>
         </w:rPr>
         <w:t>4</w:t>
       </w:r>
@@ -2538,6 +2539,7 @@
           <w:color w:val="auto"/>
           <w:sz w:val="28"/>
           <w:szCs w:val="28"/>
+          <w:lang w:val="ru-RU"/>
         </w:rPr>
         <w:t>6</w:t>
       </w:r>
@@ -3806,16 +3808,18 @@
           <w:color w:val="auto"/>
           <w:sz w:val="28"/>
           <w:szCs w:val="28"/>
-        </w:rPr>
-      </w:pPr>
-      <w:r>
-        <w:rPr>
-          <w:rFonts w:ascii="Times New Roman" w:hAnsi="Times New Roman" w:cs="Times New Roman"/>
-          <w:i w:val="0"/>
-          <w:iCs w:val="0"/>
-          <w:color w:val="auto"/>
-          <w:sz w:val="28"/>
-          <w:szCs w:val="28"/>
+          <w:lang w:val="ru-RU"/>
+        </w:rPr>
+      </w:pPr>
+      <w:r>
+        <w:rPr>
+          <w:rFonts w:ascii="Times New Roman" w:hAnsi="Times New Roman" w:cs="Times New Roman"/>
+          <w:i w:val="0"/>
+          <w:iCs w:val="0"/>
+          <w:color w:val="auto"/>
+          <w:sz w:val="28"/>
+          <w:szCs w:val="28"/>
+          <w:lang w:val="ru-RU"/>
         </w:rPr>
         <w:t xml:space="preserve">Рисунок </w:t>
       </w:r>
@@ -3838,8 +3842,55 @@
           <w:color w:val="auto"/>
           <w:sz w:val="28"/>
           <w:szCs w:val="28"/>
-        </w:rPr>
-        <w:instrText xml:space="preserve"> SEQ Рисунок \* ARABIC </w:instrText>
+          <w:lang w:val="ru-RU"/>
+        </w:rPr>
+        <w:instrText xml:space="preserve"> </w:instrText>
+      </w:r>
+      <w:r>
+        <w:rPr>
+          <w:rFonts w:ascii="Times New Roman" w:hAnsi="Times New Roman" w:cs="Times New Roman"/>
+          <w:i w:val="0"/>
+          <w:iCs w:val="0"/>
+          <w:color w:val="auto"/>
+          <w:sz w:val="28"/>
+          <w:szCs w:val="28"/>
+        </w:rPr>
+        <w:instrText>SEQ</w:instrText>
+      </w:r>
+      <w:r>
+        <w:rPr>
+          <w:rFonts w:ascii="Times New Roman" w:hAnsi="Times New Roman" w:cs="Times New Roman"/>
+          <w:i w:val="0"/>
+          <w:iCs w:val="0"/>
+          <w:color w:val="auto"/>
+          <w:sz w:val="28"/>
+          <w:szCs w:val="28"/>
+          <w:lang w:val="ru-RU"/>
+        </w:rPr>
+        <w:instrText xml:space="preserve"> Рисунок \* </w:instrText>
+      </w:r>
+      <w:r>
+        <w:rPr>
+          <w:rFonts w:ascii="Times New Roman" w:hAnsi="Times New Roman" w:cs="Times New Roman"/>
+          <w:i w:val="0"/>
+          <w:iCs w:val="0"/>
+          <w:color w:val="auto"/>
+          <w:sz w:val="28"/>
+          <w:szCs w:val="28"/>
+        </w:rPr>
+        <w:instrText>ARABIC</w:instrText>
+      </w:r>
+      <w:r>
+        <w:rPr>
+          <w:rFonts w:ascii="Times New Roman" w:hAnsi="Times New Roman" w:cs="Times New Roman"/>
+          <w:i w:val="0"/>
+          <w:iCs w:val="0"/>
+          <w:color w:val="auto"/>
+          <w:sz w:val="28"/>
+          <w:szCs w:val="28"/>
+          <w:lang w:val="ru-RU"/>
+        </w:rPr>
+        <w:instrText xml:space="preserve"> </w:instrText>
       </w:r>
       <w:r>
         <w:rPr>
@@ -3861,6 +3912,7 @@
           <w:color w:val="auto"/>
           <w:sz w:val="28"/>
           <w:szCs w:val="28"/>
+          <w:lang w:val="ru-RU"/>
         </w:rPr>
         <w:t>10</w:t>
       </w:r>
@@ -3882,6 +3934,7 @@
           <w:rFonts w:ascii="Times New Roman" w:hAnsi="Times New Roman" w:cs="Times New Roman"/>
           <w:sz w:val="28"/>
           <w:szCs w:val="28"/>
+          <w:lang w:val="ru-RU"/>
         </w:rPr>
       </w:pPr>
     </w:p>
